--- a/public/smart-police/forms/คำร้องฝากขัง.docx
+++ b/public/smart-police/forms/คำร้องฝากขัง.docx
@@ -17450,7 +17450,7 @@
         <w:szCs w:val="24"/>
         <w:cs/>
       </w:rPr>
-      <w:t>สอบสวน.</w:t>
+      <w:t/>
     </w:r>
     <w:r>
       <w:rPr>
@@ -17461,7 +17461,7 @@
         <w:sz w:val="24"/>
         <w:szCs w:val="24"/>
       </w:rPr>
-      <w:t>com</w:t>
+      <w:t/>
     </w:r>
   </w:p>
   <w:p>
